--- a/tillsyn/A 463-2019 tillsynsbegäran.docx
+++ b/tillsyn/A 463-2019 tillsynsbegäran.docx
@@ -282,7 +282,7 @@
     <w:r>
       <w:tab/>
       <w:tab/>
-      <w:t>2024-02-15</w:t>
+      <w:t>2024-02-16</w:t>
       <w:br/>
       <w:br/>
     </w:r>

--- a/tillsyn/A 463-2019 tillsynsbegäran.docx
+++ b/tillsyn/A 463-2019 tillsynsbegäran.docx
@@ -282,7 +282,7 @@
     <w:r>
       <w:tab/>
       <w:tab/>
-      <w:t>2024-02-16</w:t>
+      <w:t>2024-02-19</w:t>
       <w:br/>
       <w:br/>
     </w:r>

--- a/tillsyn/A 463-2019 tillsynsbegäran.docx
+++ b/tillsyn/A 463-2019 tillsynsbegäran.docx
@@ -282,7 +282,7 @@
     <w:r>
       <w:tab/>
       <w:tab/>
-      <w:t>2024-02-19</w:t>
+      <w:t>2024-02-21</w:t>
       <w:br/>
       <w:br/>
     </w:r>

--- a/tillsyn/A 463-2019 tillsynsbegäran.docx
+++ b/tillsyn/A 463-2019 tillsynsbegäran.docx
@@ -282,7 +282,7 @@
     <w:r>
       <w:tab/>
       <w:tab/>
-      <w:t>2024-02-21</w:t>
+      <w:t>2024-02-22</w:t>
       <w:br/>
       <w:br/>
     </w:r>

--- a/tillsyn/A 463-2019 tillsynsbegäran.docx
+++ b/tillsyn/A 463-2019 tillsynsbegäran.docx
@@ -282,7 +282,7 @@
     <w:r>
       <w:tab/>
       <w:tab/>
-      <w:t>2024-02-22</w:t>
+      <w:t>2024-02-23</w:t>
       <w:br/>
       <w:br/>
     </w:r>

--- a/tillsyn/A 463-2019 tillsynsbegäran.docx
+++ b/tillsyn/A 463-2019 tillsynsbegäran.docx
@@ -102,8 +102,21 @@
       <w:r>
         <w:t>Följande fridlysta arter har sina livsmiljöer och växtplatser i den avverkningsanmälda skogen: guckusko (S, §7).</w:t>
       </w:r>
+    </w:p>
+    <w:p>
       <w:r>
-        <w:t xml:space="preserve"> I BILAGA 1 finns information om ekologi samt krav på livsmiljö hos fridlysta arter.</w:t>
+        <w:rPr>
+          <w:b/>
+        </w:rPr>
+        <w:t>Guckusko (§7)</w:t>
+      </w:r>
+      <w:r>
+        <w:t xml:space="preserve"> omfattas av EU:s art- och habitatdirektiv och är fridlyst enligt §7 Artskyddsförordningen (bilaga 1) vilket innebär att hela dess livsmiljö ska bevaras. Guckusko är beroende av hög och jämn luftfuktighet i gamla, ostörda skogsmiljöer och är känslig för snabba förändringar av ljus-/vindförhållanden eller uttorkning. Den förekommer främst i skogar som inte påverkats av kraftig störning, till exempel slutavverkning, markberedning, körskador, gödsling eller dikning. Sverige hyser mer än halva den beräknade populationen av arten i EU, vilket innebär att vi har ett internationellt ansvar för arten (SLU Artdatabanken, 2021).</w:t>
+      </w:r>
+    </w:p>
+    <w:p>
+      <w:r>
+        <w:t>I BILAGA 1 finns mer detaljerad information om ekologi samt krav på livsmiljö hos fridlysta arter.</w:t>
       </w:r>
     </w:p>
     <w:p>
@@ -130,6 +143,11 @@
     <w:p>
       <w:r>
         <w:t xml:space="preserve">Guckusko omfattas av EU:s art- och habitatdirektiv och är fridlyst enligt §7 Artskyddsförordningen (bilaga 1) vilket innebär att hela dess livsmiljö ska bevaras. Guckusko är beroende av hög och jämn luftfuktighet i gamla, ostörda skogsmiljöer och är känslig för snabba förändringar av ljus-/vindförhållanden eller uttorkning. Den förekommer främst i skogar som inte påverkats av kraftig störning, till exempel slutavverkning, markberedning, körskador, gödsling eller dikning. </w:t>
+      </w:r>
+    </w:p>
+    <w:p>
+      <w:r>
+        <w:t>Dikning och slutavverkning av guckuskons växtplatser är ett direkt hot mot arten och bör undvikas. Kalavverkning missgynnar arten, dels om hyggesavfall lämnas, vilket kan kväva enskilda bestånd, dels indirekt genom att mer konkurrensstarka arter gynnas. Körskador av skogsmaskiner och hyggesplöjning kan leda till lokalt ändrad hydrologi, då de mullrika, fuktiga jordarna är mjuka. Sverige hyser mer än halva den beräknade populationen av arten i EU, vilket innebär att vi har ett internationellt ansvar för arten (Artdatabanken, 2021).</w:t>
       </w:r>
     </w:p>
     <w:p>
@@ -282,7 +300,7 @@
     <w:r>
       <w:tab/>
       <w:tab/>
-      <w:t>2024-02-23</w:t>
+      <w:t>2024-02-24</w:t>
       <w:br/>
       <w:br/>
     </w:r>

--- a/tillsyn/A 463-2019 tillsynsbegäran.docx
+++ b/tillsyn/A 463-2019 tillsynsbegäran.docx
@@ -300,7 +300,7 @@
     <w:r>
       <w:tab/>
       <w:tab/>
-      <w:t>2024-02-24</w:t>
+      <w:t>2024-02-25</w:t>
       <w:br/>
       <w:br/>
     </w:r>

--- a/tillsyn/A 463-2019 tillsynsbegäran.docx
+++ b/tillsyn/A 463-2019 tillsynsbegäran.docx
@@ -40,7 +40,7 @@
     </w:p>
     <w:p>
       <w:r>
-        <w:t>De påträffade naturvårdsarterna är ett tydligt kvitto på att detta rör sig om en skog med mycket höga naturvärden. I Figur 1 visas en karta över det avverkningsanmälda området, där samtliga fyndplatser för naturvårdsarter som finns registrerade på Artportalen har markerats.</w:t>
+        <w:t>De påträffade naturvårdsarterna är ett tydligt kvitto på att detta rör sig om en skog med höga naturvärden. I Figur 1 visas en karta över det avverkningsanmälda området, där samtliga fyndplatser för naturvårdsarter som finns registrerade på Artportalen har markerats.</w:t>
       </w:r>
     </w:p>
     <w:p>
@@ -300,7 +300,7 @@
     <w:r>
       <w:tab/>
       <w:tab/>
-      <w:t>2024-02-25</w:t>
+      <w:t>2024-02-26</w:t>
       <w:br/>
       <w:br/>
     </w:r>

--- a/tillsyn/A 463-2019 tillsynsbegäran.docx
+++ b/tillsyn/A 463-2019 tillsynsbegäran.docx
@@ -300,7 +300,7 @@
     <w:r>
       <w:tab/>
       <w:tab/>
-      <w:t>2024-02-26</w:t>
+      <w:t>2024-02-27</w:t>
       <w:br/>
       <w:br/>
     </w:r>

--- a/tillsyn/A 463-2019 tillsynsbegäran.docx
+++ b/tillsyn/A 463-2019 tillsynsbegäran.docx
@@ -300,7 +300,7 @@
     <w:r>
       <w:tab/>
       <w:tab/>
-      <w:t>2024-02-27</w:t>
+      <w:t>2024-02-28</w:t>
       <w:br/>
       <w:br/>
     </w:r>

--- a/tillsyn/A 463-2019 tillsynsbegäran.docx
+++ b/tillsyn/A 463-2019 tillsynsbegäran.docx
@@ -300,7 +300,7 @@
     <w:r>
       <w:tab/>
       <w:tab/>
-      <w:t>2024-02-28</w:t>
+      <w:t>2024-02-29</w:t>
       <w:br/>
       <w:br/>
     </w:r>

--- a/tillsyn/A 463-2019 tillsynsbegäran.docx
+++ b/tillsyn/A 463-2019 tillsynsbegäran.docx
@@ -300,7 +300,7 @@
     <w:r>
       <w:tab/>
       <w:tab/>
-      <w:t>2024-02-29</w:t>
+      <w:t>2024-03-01</w:t>
       <w:br/>
       <w:br/>
     </w:r>

--- a/tillsyn/A 463-2019 tillsynsbegäran.docx
+++ b/tillsyn/A 463-2019 tillsynsbegäran.docx
@@ -300,7 +300,7 @@
     <w:r>
       <w:tab/>
       <w:tab/>
-      <w:t>2024-03-01</w:t>
+      <w:t>2024-03-02</w:t>
       <w:br/>
       <w:br/>
     </w:r>

--- a/tillsyn/A 463-2019 tillsynsbegäran.docx
+++ b/tillsyn/A 463-2019 tillsynsbegäran.docx
@@ -300,7 +300,7 @@
     <w:r>
       <w:tab/>
       <w:tab/>
-      <w:t>2024-03-02</w:t>
+      <w:t>2024-03-03</w:t>
       <w:br/>
       <w:br/>
     </w:r>

--- a/tillsyn/A 463-2019 tillsynsbegäran.docx
+++ b/tillsyn/A 463-2019 tillsynsbegäran.docx
@@ -300,7 +300,7 @@
     <w:r>
       <w:tab/>
       <w:tab/>
-      <w:t>2024-03-03</w:t>
+      <w:t>2024-03-04</w:t>
       <w:br/>
       <w:br/>
     </w:r>

--- a/tillsyn/A 463-2019 tillsynsbegäran.docx
+++ b/tillsyn/A 463-2019 tillsynsbegäran.docx
@@ -300,7 +300,7 @@
     <w:r>
       <w:tab/>
       <w:tab/>
-      <w:t>2024-03-04</w:t>
+      <w:t>2024-03-05</w:t>
       <w:br/>
       <w:br/>
     </w:r>

--- a/tillsyn/A 463-2019 tillsynsbegäran.docx
+++ b/tillsyn/A 463-2019 tillsynsbegäran.docx
@@ -300,7 +300,7 @@
     <w:r>
       <w:tab/>
       <w:tab/>
-      <w:t>2024-03-05</w:t>
+      <w:t>2024-03-06</w:t>
       <w:br/>
       <w:br/>
     </w:r>

--- a/tillsyn/A 463-2019 tillsynsbegäran.docx
+++ b/tillsyn/A 463-2019 tillsynsbegäran.docx
@@ -300,7 +300,7 @@
     <w:r>
       <w:tab/>
       <w:tab/>
-      <w:t>2024-03-06</w:t>
+      <w:t>2024-03-07</w:t>
       <w:br/>
       <w:br/>
     </w:r>

--- a/tillsyn/A 463-2019 tillsynsbegäran.docx
+++ b/tillsyn/A 463-2019 tillsynsbegäran.docx
@@ -300,7 +300,7 @@
     <w:r>
       <w:tab/>
       <w:tab/>
-      <w:t>2024-03-07</w:t>
+      <w:t>2024-03-08</w:t>
       <w:br/>
       <w:br/>
     </w:r>

--- a/tillsyn/A 463-2019 tillsynsbegäran.docx
+++ b/tillsyn/A 463-2019 tillsynsbegäran.docx
@@ -300,7 +300,7 @@
     <w:r>
       <w:tab/>
       <w:tab/>
-      <w:t>2024-03-08</w:t>
+      <w:t>2024-03-09</w:t>
       <w:br/>
       <w:br/>
     </w:r>

--- a/tillsyn/A 463-2019 tillsynsbegäran.docx
+++ b/tillsyn/A 463-2019 tillsynsbegäran.docx
@@ -300,7 +300,7 @@
     <w:r>
       <w:tab/>
       <w:tab/>
-      <w:t>2024-03-09</w:t>
+      <w:t>2024-03-10</w:t>
       <w:br/>
       <w:br/>
     </w:r>

--- a/tillsyn/A 463-2019 tillsynsbegäran.docx
+++ b/tillsyn/A 463-2019 tillsynsbegäran.docx
@@ -300,7 +300,7 @@
     <w:r>
       <w:tab/>
       <w:tab/>
-      <w:t>2024-03-10</w:t>
+      <w:t>2024-03-11</w:t>
       <w:br/>
       <w:br/>
     </w:r>

--- a/tillsyn/A 463-2019 tillsynsbegäran.docx
+++ b/tillsyn/A 463-2019 tillsynsbegäran.docx
@@ -300,7 +300,7 @@
     <w:r>
       <w:tab/>
       <w:tab/>
-      <w:t>2024-03-11</w:t>
+      <w:t>2024-03-12</w:t>
       <w:br/>
       <w:br/>
     </w:r>

--- a/tillsyn/A 463-2019 tillsynsbegäran.docx
+++ b/tillsyn/A 463-2019 tillsynsbegäran.docx
@@ -300,7 +300,7 @@
     <w:r>
       <w:tab/>
       <w:tab/>
-      <w:t>2024-03-12</w:t>
+      <w:t>2024-03-13</w:t>
       <w:br/>
       <w:br/>
     </w:r>
